--- a/submissions/JMRT-R1-resubmission/Cai_Fe-SMA_JMRT_R1_response-reviewer-3.docx
+++ b/submissions/JMRT-R1-resubmission/Cai_Fe-SMA_JMRT_R1_response-reviewer-3.docx
@@ -486,7 +486,7 @@
         <w:t xml:space="preserve"> </w:t>
       </w:r>
       <w:r>
-        <w:t xml:space="preserve">We accept this criticism as stated, and it drove more new content than any other comment we received: the AGG condition was one sentence in the submitted manuscript and is now a results section of its own (Sec. 3.5) with three new figure elements — the four-panel micrograph figure Fig. 10, the post-AGG diffraction image Fig. 8, and the post-AGG optical microstructure Fig. 1d. We take the Reviewer’s five items in turn.</w:t>
+        <w:t xml:space="preserve">We accept this criticism as stated, and it drove more new content than any other comment we received: the AGG condition was one sentence in the submitted manuscript and is now a results section of its own (Sec. 3.5) with three new figure elements — the micrograph figure Fig. 10, the post-AGG diffraction image Fig. 8, and the post-AGG optical microstructure Fig. 1d. We take the Reviewer’s five items in turn.</w:t>
       </w:r>
     </w:p>
     <w:p>
@@ -544,7 +544,23 @@
         <w:t xml:space="preserve"> </w:t>
       </w:r>
       <w:r>
-        <w:t xml:space="preserve">Both are now shown directly. Fig. 10a: the benchmark after three cycles, bamboo throughout its 0.64 mm section, grains spanning the full width. Fig. 10b: the LLM-alloy wire after the identical treatment — a fine banded duplex structure across the entire 330 µm section, no grain approaching the section width. Fig. 10c: the same alloy as ≈1 mm rod, where coarsening</w:t>
+        <w:t xml:space="preserve">Both are now reported. The benchmark bamboos completely — after three cycles its 0.64 mm wire consists of grains spanning the full section width — which reproduces the well-documented response of this composition to this treatment, and Sec. 3.5 states that outcome; it is not presented as a finding of this paper. The LLM-alloy, whose response</w:t>
+      </w:r>
+      <w:r>
+        <w:t xml:space="preserve"> </w:t>
+      </w:r>
+      <w:r>
+        <w:rPr>
+          <w:i/>
+          <w:iCs/>
+        </w:rPr>
+        <w:t xml:space="preserve">is</w:t>
+      </w:r>
+      <w:r>
+        <w:t xml:space="preserve"> </w:t>
+      </w:r>
+      <w:r>
+        <w:t xml:space="preserve">the finding, is shown directly: Fig. 10a, the wire after the identical treatment — a fine banded duplex structure across the entire 330 µm section, no grain approaching the section width — and Fig. 10b, the same alloy as ≈1 mm rod, where coarsening</w:t>
       </w:r>
       <w:r>
         <w:t xml:space="preserve"> </w:t>
@@ -596,15 +612,15 @@
         <w:t xml:space="preserve"> </w:t>
       </w:r>
       <w:r>
-        <w:t xml:space="preserve">The mechanical record for the AGG condition is now reported in Sec. 3.5, and it is poor in an informative way: the only replicated condition (2-cycle AGG rod) gave specimens failing at 568 and 608 MPa after 1.0% elongation; a three-cycle-plus-age specimen reached 1006 MPa at 11.9%; and boundary cracking is visible on the specimen surface after the three-cycle treatment plus age (Fig. 10d). The treatment introduces cracking and large specimen-to-specimen scatter without producing the grain structure it was applied to produce. Stepwise cyclic loading–unloading–heating curves were not recorded in the AGG condition, and Sec. 3.5 states the reason rather than leaving it as an omission: in grain size the AGG condition lies between the 1-minute and 40-minute anneals at 1200 °C, both of which are characterised (Fig. 2g/Fig. 3a and Sec. 3.5 respectively), neither of which shows any transformation, and in both of which — as in every panel of Fig. 2 — the unloading segments are straight and parallel to the elastic loading line. A response bracketed by two curves that each show no transformation cannot itself show one; it can differ only in strength and ductility, whose sign is already fixed by the 11.0% → 1.4% elongation loss between the bounds. On specimens that fracture near 1% elongation, a cyclic curve would in any case not be interpretable as transformation evidence.</w:t>
-      </w:r>
-    </w:p>
-    <w:p>
-      <w:pPr>
-        <w:pStyle w:val="BodyText"/>
-      </w:pPr>
-      <w:r>
-        <w:t xml:space="preserve">Finally, Sec. 3.5 draws the conclusion this evidence supports about the treatment’s role in the evidence chain: bamboo structure amplifies a transformation, it does not create one — the benchmark transforms measurably in</w:t>
+        <w:t xml:space="preserve">The mechanical record for the AGG condition is now reported in Sec. 3.5, and it is poor in an informative way: the only replicated condition (2-cycle AGG rod) gave specimens failing at 568 and 608 MPa after 1.0% elongation; a three-cycle-plus-age specimen reached 1006 MPa at 11.9%; and boundary cracking is visible on the specimen surface after the three-cycle treatment plus age (Fig. 10c). The treatment introduces cracking and large specimen-to-specimen scatter without producing the grain structure it was applied to produce. Stepwise cyclic loading–unloading–heating curves were not recorded in the AGG condition, and Sec. 3.5 states the reason rather than leaving it as an omission: in grain size the AGG condition lies between the 1-minute and 40-minute anneals at 1200 °C, both of which are characterised (Fig. 2g/Fig. 3a and Sec. 3.5 respectively), neither of which shows any transformation, and in both of which — as in every panel of Fig. 2 — the unloading segments are straight and parallel to the elastic loading line. A response bracketed by two curves that each show no transformation cannot itself show one; it can differ only in strength and ductility, whose sign is already fixed by the 11.0% → 1.4% elongation loss between the bounds. On specimens that fracture near 1% elongation, a cyclic curve would in any case not be interpretable as transformation evidence.</w:t>
+      </w:r>
+    </w:p>
+    <w:p>
+      <w:pPr>
+        <w:pStyle w:val="BodyText"/>
+      </w:pPr>
+      <w:r>
+        <w:t xml:space="preserve">Finally, Sec. 3.5 draws the conclusion this evidence supports about the treatment’s role in the evidence chain: bamboo structure amplifies a transformation, it does not create one — the benchmark transforms measurably in a</w:t>
       </w:r>
       <w:r>
         <w:t xml:space="preserve"> </w:t>
@@ -617,7 +633,7 @@
         <w:t xml:space="preserve">non</w:t>
       </w:r>
       <w:r>
-        <w:t xml:space="preserve">-bamboo conditions within our own data (≈0.5%, ≈0.44%, ≈0.09%, Sec. 3.2) while the LLM-alloy shows nothing in any condition, at any grain size. The AGG experiment therefore closes a route rather than leaving one untested, and the reason it closes — second-phase pinning by a duplex constitution that is the</w:t>
+        <w:t xml:space="preserve">-bamboo condition within our own data (≈0.5% strain recovery on heating, Sec. 3.2) while the LLM-alloy shows nothing in any condition, at any grain size. The AGG experiment therefore closes a route rather than leaving one untested, and the reason it closes — second-phase pinning by a duplex constitution that is the</w:t>
       </w:r>
       <w:r>
         <w:t xml:space="preserve"> </w:t>
@@ -843,25 +859,15 @@
         <w:t xml:space="preserve"> </w:t>
       </w:r>
       <w:r>
-        <w:t xml:space="preserve">The missing curves are now in the paper: Fig. 3c and 3d present the benchmark’s stepwise cyclic loading–unloading–heating curves at 1200 °C for 5 minutes and 12 seconds respectively, alongside the existing Fig. 3a/b pair, so the comparison the manuscript draws is now on the page rather than asserted. We have also done something the addition obliged us to do: state the benchmark’s recovery honestly in numbers rather than leaving the reader to measure it off the figure. Section 3.2 now reports that under this anneal-and-quench route, with no age, the benchmark is itself only marginally transforming — recoverable transformation strain ≈0.44% (12 s) and ≈0.09% (5 min), against the 5–8% reported for this composition in the bamboo condition — and the paper’s claim is correspondingly narrowed to its defensible form:</w:t>
-      </w:r>
-      <w:r>
-        <w:t xml:space="preserve"> </w:t>
-      </w:r>
-      <w:r>
-        <w:rPr>
-          <w:i/>
-          <w:iCs/>
-        </w:rPr>
-        <w:t xml:space="preserve">no detectable transformation in the LLM-alloy under a route that produced measurable, if modest, transformation in the benchmark.</w:t>
-      </w:r>
-    </w:p>
-    <w:p>
-      <w:pPr>
-        <w:pStyle w:val="BodyText"/>
-      </w:pPr>
-      <w:r>
-        <w:t xml:space="preserve">On corresponding characterization, the revision reports what corresponds and is candid about what cannot. Grain structure: both alloys’ 1200 °C states are characterized (LLM-alloy fine equiaxed, sub-20 µm, Fig. 1a; benchmark pronouncedly coarsened, evidenced by its spotty Debye–Scherrer rings, Fig. 4c–d), and both alloys’ responses to the identical AGG treatment are now shown side by side (Fig. 10). Texture: the LLM-alloy’s is quantified (Fig. 7); for the benchmark the same coarse grain structure that defeats Rietveld quantification (too few grains per reflection, Sec. 3.3) precludes a meaningful orientation-distribution refinement — the refinement from which the LLM-alloy’s texture is extracted; Sec. 3.3 states that limitation and its microstructural cause explicitly rather than passing over it. Precipitation state: the benchmark’s B2 is directly visible in its diffraction pattern (Fig. 4c) and is independently reproduced by the validated equilibrium calculation (≈20% ordered bcc, Sec. 3.4/Fig. 9a); the LLM-alloy’s B2 content is bounded quantitatively at least four times below the benchmark’s (Sec. 3.3; see our response to comment 8). Where a fully symmetric characterization is impossible — quantitative phase fractions for the benchmark — Sec. 3.3 explains why (grain statistics), and explains why the asymmetry does not affect the comparison the paper actually makes: what the coarse structure withholds is a number for</w:t>
+        <w:t xml:space="preserve">We respectfully push back on this comment rather than half-comply with it, and we would rather give the reason plainly. The purpose of this work is to test whether an LLM-hypothesized composition has the potential for stress-induced martensitic transformation. The Omori composition is in the paper as a control, not as a subject. Its superelasticity — including the dependence on grain size, orientation, texture and B2 precipitation state that the Reviewer lists — is among the most thoroughly documented subjects in this alloy family’s literature (Omori et al., Science 333 (2011) 68–71, and the subsequent literature cited in Secs. 1 and 3.5), and this paper has nothing to add to it. What the control must do here is validate the methods: it shows that the melt-and-draw route produces functional superelastic wire, and — critically — that the loading–unloading–heating protocol resolves a transformation when one is present. Fig. 3b is that demonstration: 0.5% strain recovery on heating in the benchmark, under the same protocol that resolves nothing in the LLM-alloy (Fig. 3a). A fully corresponding stepwise cyclic characterization of the benchmark would re-measure settled literature without sharpening the paper’s question, and we have deliberately not added one.</w:t>
+      </w:r>
+    </w:p>
+    <w:p>
+      <w:pPr>
+        <w:pStyle w:val="BodyText"/>
+      </w:pPr>
+      <w:r>
+        <w:t xml:space="preserve">On corresponding characterization more broadly, the revision reports what corresponds and is candid about what cannot. Grain structure: both alloys’ 1200 °C states are characterized (LLM-alloy fine equiaxed, sub-20 µm, Fig. 1a; benchmark pronouncedly coarsened, evidenced by its spotty Debye–Scherrer rings, Fig. 4c–d), and both alloys’ responses to the identical AGG treatment are reported in Sec. 3.5. Texture: the LLM-alloy’s is quantified (Fig. 7); for the benchmark the same coarse grain structure that defeats Rietveld quantification (too few grains per reflection, Sec. 3.3) precludes a meaningful orientation-distribution refinement — the refinement from which the LLM-alloy’s texture is extracted; Sec. 3.3 states that limitation and its microstructural cause explicitly rather than passing over it. Precipitation state: the benchmark’s B2 is directly visible in its diffraction pattern (Fig. 4c) and is independently reproduced by the validated equilibrium calculation (≈20% ordered bcc, Sec. 3.4/Fig. 9a); the LLM-alloy’s B2 content is bounded quantitatively at least four times below the benchmark’s (Sec. 3.3; see our response to comment 8). Where a fully symmetric characterization is impossible — quantitative phase fractions for the benchmark — Sec. 3.3 explains why (grain statistics), and explains why the asymmetry does not affect the comparison the paper actually makes: what the coarse structure withholds is a number for</w:t>
       </w:r>
       <w:r>
         <w:t xml:space="preserve"> </w:t>

--- a/submissions/JMRT-R1-resubmission/Cai_Fe-SMA_JMRT_R1_response-reviewer-3.docx
+++ b/submissions/JMRT-R1-resubmission/Cai_Fe-SMA_JMRT_R1_response-reviewer-3.docx
@@ -83,7 +83,7 @@
         <w:pStyle w:val="BodyText"/>
       </w:pPr>
       <w:r>
-        <w:t xml:space="preserve">Section and figure numbers below refer to the revised manuscript. The revision adds Secs. 2.6, 3.4 and 3.5 and Figs. 7–10, so the Discussion sections the Reviewer cites as 4.2 and 4.3 are now 4.3 and 4.4 respectively. The test alloy is renamed the</w:t>
+        <w:t xml:space="preserve">Section and figure numbers below refer to the revised manuscript. The revision adds Secs. 2.6, 3.4 and 3.5 and Figs. 7–9, so the Discussion sections the Reviewer cites as 4.2 and 4.3 are now 4.3 and 4.4 respectively. The test alloy is renamed the</w:t>
       </w:r>
       <w:r>
         <w:t xml:space="preserve"> </w:t>
@@ -486,7 +486,7 @@
         <w:t xml:space="preserve"> </w:t>
       </w:r>
       <w:r>
-        <w:t xml:space="preserve">We accept this criticism as stated, and it drove more new content than any other comment we received: the AGG condition was one sentence in the submitted manuscript and is now a results section of its own (Sec. 3.5) with three new figure elements — the micrograph figure Fig. 10, the post-AGG diffraction image Fig. 8, and the post-AGG optical microstructure Fig. 1d. We take the Reviewer’s five items in turn.</w:t>
+        <w:t xml:space="preserve">We accept this criticism as stated, and it drove more new content than any other comment we received: the AGG condition was one sentence in the submitted manuscript and is now a results section of its own (Sec. 3.5) with two new figure elements — the post-AGG diffraction image Fig. 8 and the post-AGG optical microstructure Fig. 1d. We take the Reviewer’s five items in turn.</w:t>
       </w:r>
     </w:p>
     <w:p>
@@ -504,7 +504,7 @@
         <w:t xml:space="preserve"> </w:t>
       </w:r>
       <w:r>
-        <w:t xml:space="preserve">This was a genuine defect of construction and it is remedied structurally: Sec. 3.5 reports the AGG outcome for both alloys, connects it to the equilibrium calculations of Sec. 3.4 as its mechanism, and feeds the Discussion (Secs. 4.1, 4.4). We also correct, as the Reviewer suspected, the sentence they quote: the post-AGG pattern is</w:t>
+        <w:t xml:space="preserve">A genuine defect of construction, remedied structurally: Sec. 3.5 reports the AGG outcome for both alloys, connects it to the equilibrium calculations of Sec. 3.4 as its mechanism, and feeds the Discussion (Secs. 4.1, 4.4). We also correct the sentence the Reviewer quotes: the post-AGG pattern is</w:t>
       </w:r>
       <w:r>
         <w:t xml:space="preserve"> </w:t>
@@ -526,7 +526,7 @@
         <w:t xml:space="preserve"> </w:t>
       </w:r>
       <w:r>
-        <w:t xml:space="preserve">in the way that sentence implied. It contains the same phases, but the intensity along the Debye rings resolves into markedly more discrete spots — fewer, larger crystallites. Section 3.3 now reports the phase-constitution result and the grain-size result separately, because only the first was intended by the original sentence and the second was being lost.</w:t>
+        <w:t xml:space="preserve">as that sentence implied — same phases, but the ring intensity resolves into markedly more discrete spots (fewer, larger crystallites), and Sec. 3.3 now reports the phase result and the grain-size result separately.</w:t>
       </w:r>
     </w:p>
     <w:p>
@@ -560,7 +560,7 @@
         <w:t xml:space="preserve"> </w:t>
       </w:r>
       <w:r>
-        <w:t xml:space="preserve">the finding, is shown directly: Fig. 10a, the wire after the identical treatment — a fine banded duplex structure across the entire 330 µm section, no grain approaching the section width — and Fig. 10b, the same alloy as ≈1 mm rod, where coarsening</w:t>
+        <w:t xml:space="preserve">the finding, is shown directly: Fig. 1d, the wire after the identical treatment — a fine banded duplex structure across the entire section, no grain approaching the section width — comparable within the same figure to the 1-minute and 40-minute single anneals (Fig. 1a, c). Section 3.5 additionally reports the same alloy as ≈1 mm rod, where coarsening</w:t>
       </w:r>
       <w:r>
         <w:t xml:space="preserve"> </w:t>
@@ -594,7 +594,7 @@
         <w:t xml:space="preserve"> </w:t>
       </w:r>
       <w:r>
-        <w:t xml:space="preserve">These are now presented as data. New Fig. 7 gives the inverse pole figures of both phases of the LLM-alloy, extracted from the E-WIMV orientation-distribution refinement (Sec. 2.5): pronounced {111} and {100} fiber components in γ and a strong {110} fiber component in α — the classic drawing textures of FCC and BCC metals. Section 3.3 then reports that these components remain evident in the intensity distribution of the post-AGG pattern (Fig. 8): the drawing texture survives the treatment. The texture is also methodologically load-bearing in the revision — it is the stated reason the Rietveld refinement retained the azimuthal dimension rather than applying a preferred-orientation correction (Sec. 2.5).</w:t>
+        <w:t xml:space="preserve">Now presented as data: new Fig. 7 gives the inverse pole figures of both phases of the LLM-alloy from the E-WIMV orientation-distribution refinement (Sec. 2.5) — pronounced {111}/{100} fibers in γ and a strong {110} fiber in α, the classic drawing textures — and Sec. 3.3 reports that these components remain evident in the post-AGG pattern (Fig. 8).</w:t>
       </w:r>
     </w:p>
     <w:p>
@@ -612,7 +612,7 @@
         <w:t xml:space="preserve"> </w:t>
       </w:r>
       <w:r>
-        <w:t xml:space="preserve">The mechanical record for the AGG condition is now reported in Sec. 3.5, and it is poor in an informative way: the only replicated condition (2-cycle AGG rod) gave specimens failing at 568 and 608 MPa after 1.0% elongation; a three-cycle-plus-age specimen reached 1006 MPa at 11.9%; and boundary cracking is visible on the specimen surface after the three-cycle treatment plus age (Fig. 10c). The treatment introduces cracking and large specimen-to-specimen scatter without producing the grain structure it was applied to produce. Stepwise cyclic loading–unloading–heating curves were not recorded in the AGG condition, and Sec. 3.5 states the reason rather than leaving it as an omission: in grain size the AGG condition lies between the 1-minute and 40-minute anneals at 1200 °C, both of which are characterised (Fig. 2g/Fig. 3a and Sec. 3.5 respectively), neither of which shows any transformation, and in both of which — as in every panel of Fig. 2 — the unloading segments are straight and parallel to the elastic loading line. A response bracketed by two curves that each show no transformation cannot itself show one; it can differ only in strength and ductility, whose sign is already fixed by the 11.0% → 1.4% elongation loss between the bounds. On specimens that fracture near 1% elongation, a cyclic curve would in any case not be interpretable as transformation evidence.</w:t>
+        <w:t xml:space="preserve">The mechanical record for the AGG condition is reported in Sec. 3.5 and is poor in an informative way: the only replicated condition (2-cycle AGG rod) gave specimens failing at 568 and 608 MPa after 1.0% elongation, a three-cycle-plus-age specimen reached 1006 MPa at 11.9%, and boundary cracking is visible on the specimen surface — the treatment introduces cracking and scatter without producing the grain structure it was applied to produce. Stepwise cyclic curves were not recorded in the AGG condition, and Sec. 3.5 states the reason rather than leaving an omission: in grain size that condition lies between the 1-minute and 40-minute anneals at 1200 °C, both characterised, neither showing any transformation, with every unloading segment straight and parallel to the elastic line. A response bracketed by two curves that each show no transformation cannot itself show one; and specimens that fracture near 1% elongation cannot in any case be cycled meaningfully.</w:t>
       </w:r>
     </w:p>
     <w:p>
@@ -1052,7 +1052,7 @@
         <w:pStyle w:val="BodyText"/>
       </w:pPr>
       <w:r>
-        <w:t xml:space="preserve">The second addresses the Reviewer’s specific candidate, nickel, directly: a scan from 4.2 to 7.8 at% Ni (the two alloys’ measured values) in 0.4 at% steps, everything else held at measured values, cross-checked at the endpoints in a second database. With carbon present, the α solvus does not move at all across the entire nickel interval — restoring the benchmark’s own nickel content to this alloy would not open the solution-treatment window by a single degree. What nickel</w:t>
+        <w:t xml:space="preserve">The second addresses the Reviewer’s specific candidate, nickel, directly: a scan from 4.2 to 7.8 at% Ni (the two alloys’ measured values), everything else held at measured values. With carbon present, the α solvus does not move at all across the entire interval — restoring the benchmark’s own nickel content would not open the solution-treatment window by a single degree. What nickel</w:t>
       </w:r>
       <w:r>
         <w:t xml:space="preserve"> </w:t>
@@ -1068,7 +1068,7 @@
         <w:t xml:space="preserve"> </w:t>
       </w:r>
       <w:r>
-        <w:t xml:space="preserve">govern is the amount of ordered bcc the alloy can form (5.5% → 13.9% at 700 °C across the interval), which is precisely the B2 the design was reaching for. So the two elements act on different parts of the problem, and Sec. 4.2 states the separation in those terms: nickel sets how much B2 the alloy could form; carbon sets whether there is ever an α matrix in which to form it coherently. They are not competing explanations of one failure.</w:t>
+        <w:t xml:space="preserve">govern is the amount of ordered bcc the alloy can form (5.5% → 13.9% at 700 °C), precisely the B2 the design was reaching for. Sec. 4.2 states the separation in those terms: nickel sets how much B2 the alloy could form; carbon sets whether there is ever an α matrix in which to form it coherently.</w:t>
       </w:r>
     </w:p>
     <w:p>
@@ -1092,7 +1092,7 @@
         <w:t xml:space="preserve"> </w:t>
       </w:r>
       <w:r>
-        <w:t xml:space="preserve">— over 850–1020 °C the carbon-free control is fully austenitic too, so the lower Al and Ni do move the phase boundary elsewhere in the diagram, and the text says so. And the revision is explicit that the calculated control is a stand-in for, not a replacement of, the experiment: casting the carbon-free variant is named as the direct test, with the calculation credited with reducing that test from an open search to one well-specified heat. The calculations themselves are validated against the benchmark alloy, whose single-phase field and ≈20% ordered bcc they reproduce without fitting.</w:t>
+        <w:t xml:space="preserve">— elsewhere in the diagram the lower Al and Ni do move the phase boundary, and the text says so. The calculated control is a stand-in for, not a replacement of, the experiment: casting the carbon-free variant is named as the direct test. The calculations are validated against the benchmark alloy, whose single-phase field and ≈20% ordered bcc they reproduce without fitting.</w:t>
       </w:r>
     </w:p>
     <w:p>
@@ -1402,7 +1402,7 @@
         <w:pStyle w:val="BodyText"/>
       </w:pPr>
       <w:r>
-        <w:t xml:space="preserve">What we ask to retain, and why: one methodological conclusion that we believe survives the n = 1 objection because it does not rest on the sample. The failure mode found here — a required phase field lying above the temperature range in which the alloy can be processed — was diagnosed by an equilibrium calculation that takes minutes, uses openly available databases, requires no measurement on the candidate itself, and is validated in this same study against the benchmark alloy. The claim</w:t>
+        <w:t xml:space="preserve">What we ask to retain, and why: one methodological conclusion that survives the n = 1 objection because it does not rest on the sample. The failure mode found here — a required phase field lying above the temperature range in which the alloy can be processed — was diagnosed by an equilibrium calculation that takes minutes, uses openly available databases, and is validated in this same study against the benchmark. The claim</w:t>
       </w:r>
       <w:r>
         <w:t xml:space="preserve"> </w:t>
@@ -1427,7 +1427,7 @@
         <w:t xml:space="preserve">workflow step</w:t>
       </w:r>
       <w:r>
-        <w:t xml:space="preserve">, demonstrated to be feasible and demonstrated (on this case) to be decisive; its warrant is the diagnosis, not a statistic over candidates, and it would remain true even if most LLM-proposed alloys succeeded — screening is cheap and failure is expensive at any failure rate. The revision states the claim in precisely that bounded form (Sec. 4.4, Conclusions), and Sec. 4.4 now grounds it in a documentary finding rather than a generalization: the agent’s own report recommends CALPHAD screening that was never performed, so the lesson attaches to where the workflow terminated, not to what the model knew. We believe this division — experimental claims bounded as a case study, methodological claim retained because it rests on the diagnosis — gives the Reviewer’s objection its full force without discarding the element of the study that makes the case worth reporting; but we have implemented the boundary the Reviewer asked for wherever the generalization previously appeared.</w:t>
+        <w:t xml:space="preserve">: its warrant is the diagnosis, not a statistic over candidates, and it would remain true even if most LLM-proposed alloys succeeded, because screening is cheap and failure is expensive at any failure rate. Sec. 4.4 grounds it in a documentary finding rather than a generalization — the agent’s own report recommends the CALPHAD screening that was never performed, so the lesson attaches to where the workflow terminated, not to what the model knew. We believe this division — experimental claims bounded as a case study, the methodological claim retained because it rests on the diagnosis — gives the Reviewer’s objection its full force without discarding what makes the case worth reporting.</w:t>
       </w:r>
     </w:p>
     <w:p>

--- a/submissions/JMRT-R1-resubmission/Cai_Fe-SMA_JMRT_R1_response-reviewer-3.docx
+++ b/submissions/JMRT-R1-resubmission/Cai_Fe-SMA_JMRT_R1_response-reviewer-3.docx
@@ -612,7 +612,7 @@
         <w:t xml:space="preserve"> </w:t>
       </w:r>
       <w:r>
-        <w:t xml:space="preserve">The mechanical record for the AGG condition is reported in Sec. 3.5 and is poor in an informative way: the only replicated condition (2-cycle AGG rod) gave specimens failing at 568 and 608 MPa after 1.0% elongation, a three-cycle-plus-age specimen reached 1006 MPa at 11.9%, and boundary cracking is visible on the specimen surface — the treatment introduces cracking and scatter without producing the grain structure it was applied to produce. Stepwise cyclic curves were not recorded in the AGG condition, and Sec. 3.5 states the reason rather than leaving an omission: in grain size that condition lies between the 1-minute and 40-minute anneals at 1200 °C, both characterised, neither showing any transformation, with every unloading segment straight and parallel to the elastic line. A response bracketed by two curves that each show no transformation cannot itself show one; and specimens that fracture near 1% elongation cannot in any case be cycled meaningfully.</w:t>
+        <w:t xml:space="preserve">The mechanical record for the AGG condition is reported in Sec. 3.5 and is poor in an informative way: the only replicated AGG condition (2-cycle AGG rod) gave specimens failing at 568 and 608 MPa after 1.0% elongation, a three-cycle-plus-age specimen reached 1006 MPa at 11.9%, and boundary cracking is visible on the specimen surface — the treatment introduces cracking and scatter without producing the grain structure it was applied to produce. Stepwise cyclic curves were not recorded in the AGG condition, and Sec. 3.5 states the reason rather than leaving an omission: in grain size that condition lies between the 1-minute and 40-minute anneals at 1200 °C, both characterised, neither showing any transformation, with every unloading segment straight and parallel to the elastic line. A response bracketed by two curves that each show no transformation cannot itself show one; and specimens that fracture near 1% elongation cannot in any case be cycled meaningfully.</w:t>
       </w:r>
     </w:p>
     <w:p>
@@ -1283,7 +1283,7 @@
         <w:t xml:space="preserve"> </w:t>
       </w:r>
       <w:r>
-        <w:t xml:space="preserve">“reading these as a single-specimen survey”</w:t>
+        <w:t xml:space="preserve">“reading these as a survey rather than a designed experiment”</w:t>
       </w:r>
       <w:r>
         <w:t xml:space="preserve">), the text states explicitly that</w:t>

--- a/submissions/JMRT-R1-resubmission/Cai_Fe-SMA_JMRT_R1_response-reviewer-3.docx
+++ b/submissions/JMRT-R1-resubmission/Cai_Fe-SMA_JMRT_R1_response-reviewer-3.docx
@@ -63,7 +63,7 @@
         <w:pStyle w:val="BodyText"/>
       </w:pPr>
       <w:r>
-        <w:t xml:space="preserve">We thank the Reviewer for the most demanding review this manuscript received, and we want to say at the outset that we found it fair. The four themes it presses — that</w:t>
+        <w:t xml:space="preserve">We thank the Reviewer for the most demanding review this manuscript received, and we found it fair. Its four themes — that</w:t>
       </w:r>
       <w:r>
         <w:t xml:space="preserve"> </w:t>
@@ -75,15 +75,7 @@
         <w:t xml:space="preserve"> </w:t>
       </w:r>
       <w:r>
-        <w:t xml:space="preserve">does not license a composition-only comparison, that this composition sits in the lightweight-steel literature and the paper owed the reader an account of that, that the AGG treatment did not enter the evidence chain, and that several mechanistic statements outran their evidence — are all correct, and the revision concedes each of them and rebuilds the affected sections. In doing so we added the analysis that we believe answers the Reviewer’s underlying objection: three-database equilibrium CALPHAD calculations (new Secs. 2.6 and 3.4, Fig. 9, Table 3), validated against the benchmark alloy, which replace assertion with calculation at each of the points the Reviewer identified as unsupported.</w:t>
-      </w:r>
-    </w:p>
-    <w:p>
-      <w:pPr>
-        <w:pStyle w:val="BodyText"/>
-      </w:pPr>
-      <w:r>
-        <w:t xml:space="preserve">Section and figure numbers below refer to the revised manuscript. The revision adds Secs. 2.6, 3.4 and 3.5 and Figs. 7–9, so the Discussion sections the Reviewer cites as 4.2 and 4.3 are now 4.3 and 4.4 respectively. The test alloy is renamed the</w:t>
+        <w:t xml:space="preserve">does not license a composition-only comparison, that this composition sits in the lightweight-steel literature, that the AGG treatment did not enter the evidence chain, and that several mechanistic statements outran their evidence — are all correct, and the revision concedes each and rebuilds the affected sections. It also adds the analysis we believe answers the underlying objection: three-database equilibrium CALPHAD calculations (Secs. 2.6 and 3.4, Fig. 9, Table 3), validated against the benchmark. Section and figure numbers refer to the revised manuscript, in which Secs. 2.6, 3.4, 3.5 and Figs. 7–9 are new, so the Discussion sections cited as 4.2 and 4.3 are now 4.3 and 4.4; the alloys are renamed the</w:t>
       </w:r>
       <w:r>
         <w:t xml:space="preserve"> </w:t>
@@ -95,7 +87,7 @@
         <w:t xml:space="preserve"> </w:t>
       </w:r>
       <w:r>
-        <w:t xml:space="preserve">and the reference alloy the</w:t>
+        <w:t xml:space="preserve">and the</w:t>
       </w:r>
       <w:r>
         <w:t xml:space="preserve"> </w:t>
@@ -182,7 +174,7 @@
         <w:t xml:space="preserve"> </w:t>
       </w:r>
       <w:r>
-        <w:t xml:space="preserve">The Reviewer is right, and the sentence has been deleted. The Introduction now states the defensible form: the two alloys were put through the same</w:t>
+        <w:t xml:space="preserve">The Reviewer is right and the sentence is deleted; Sec. 1 now states the defensible form — the alloys were put through the same</w:t>
       </w:r>
       <w:r>
         <w:t xml:space="preserve"> </w:t>
@@ -198,15 +190,7 @@
         <w:t xml:space="preserve"> </w:t>
       </w:r>
       <w:r>
-        <w:t xml:space="preserve">route, identical nominal parameters do not guarantee identical recrystallization, grain size, texture or precipitation state in two different compositions, and what follows is a comparison of how each alloy responds to a common route rather than a controlled isolation of composition — with the limits of that comparison stated in Sec. 4.1 (Sec. 1, fourth paragraph).</w:t>
-      </w:r>
-    </w:p>
-    <w:p>
-      <w:pPr>
-        <w:pStyle w:val="BodyText"/>
-      </w:pPr>
-      <w:r>
-        <w:t xml:space="preserve">Beyond deleting the overclaim, the revision supplies the further justification the Reviewer asks for, in two parts. First, Sec. 4.1 now makes explicit the one respect in which the two alloys were</w:t>
+        <w:t xml:space="preserve">route, which in two different compositions guarantees nothing about recrystallization, grain size, texture or precipitation state, so what follows compares how each responds to a common route rather than isolating composition. Two things supply the further justification asked for. Sec. 4.1 makes explicit the one respect in which the alloys were</w:t>
       </w:r>
       <w:r>
         <w:t xml:space="preserve"> </w:t>
@@ -222,23 +206,7 @@
         <w:t xml:space="preserve"> </w:t>
       </w:r>
       <w:r>
-        <w:t xml:space="preserve">treated identically, because it runs against the direction of the Reviewer’s concern rather than with it: the LLM-alloy received the 200 °C/3 h age reported to develop pseudo-elasticity in this family and showed no response whatever (Fig. 2h, indistinguishable from the unaged Fig. 2g), while the benchmark in Fig. 3b received no age at all and still showed reverse transformation on heating. Whatever bias the shared route carries therefore favours the LLM-alloy. Second, the attribution to composition no longer rests on the two-heat comparison at all: the equilibrium calculations of Sec. 3.4, validated against the benchmark, show that the LLM-alloy has no single-phase α field at any temperature its processing can reach (solvus ≈1340 °C against a 1200 °C practical ceiling and a ≈1240 °C calculated incipient-melting temperature), which is a property of the composition, not of the route. Where the route genuinely remains untested — whether some</w:t>
-      </w:r>
-      <w:r>
-        <w:t xml:space="preserve"> </w:t>
-      </w:r>
-      <w:r>
-        <w:rPr>
-          <w:i/>
-          <w:iCs/>
-        </w:rPr>
-        <w:t xml:space="preserve">other</w:t>
-      </w:r>
-      <w:r>
-        <w:t xml:space="preserve"> </w:t>
-      </w:r>
-      <w:r>
-        <w:t xml:space="preserve">solution or ageing window could unlock a transformation in this chemistry — the revision says so and names it as future work (Sec. 4.4; see also our response to comment 5).</w:t>
+        <w:t xml:space="preserve">treated identically, because it runs against the concern rather than with it — the LLM-alloy received the 200 °C/3 h age reported to develop pseudo-elasticity in this family and showed no response whatever (Fig. 2h), while the benchmark received no age at all and still showed reverse transformation on heating — and the attribution to composition no longer rests on the two-heat comparison at all, since Sec. 3.4 shows there is no single-phase α field at any temperature this alloy’s processing can reach.</w:t>
       </w:r>
     </w:p>
     <w:p>
@@ -278,15 +246,7 @@
         <w:t xml:space="preserve"> </w:t>
       </w:r>
       <w:r>
-        <w:t xml:space="preserve">This is, in our view, the strongest scientific comment we received on this manuscript, and the revision does not merely accommodate it — it adopts it as part of the paper’s interpretation. All three references the Reviewer supplied are now cited and used.</w:t>
-      </w:r>
-    </w:p>
-    <w:p>
-      <w:pPr>
-        <w:pStyle w:val="BodyText"/>
-      </w:pPr>
-      <w:r>
-        <w:t xml:space="preserve">On why the composition was selected: Sec. 2.1 now documents its provenance fully. It came from Hypothesis A2 of the agent’s report (which is now supplied in its 41-page entirety as Supplementary Material), reasoning from the Fe-Mn-Al-Ni shape-memory family: reduce Ni for cost, add Si to stabilize and strengthen the α parent, add C for interstitial strengthening and fine carbides, retaining the α parent and β-NiAl precipitation throughout. Section 1 states this hypothesis in the agent’s own terms so that the reader can see exactly what expectation is under test.</w:t>
+        <w:t xml:space="preserve">This is the strongest scientific comment we received, and the revision adopts it as part of the paper’s interpretation; all three supplied references are now cited and used. Sec. 2.1 documents the composition’s provenance — Hypothesis A2 of the agent’s report, supplied in its 41-page entirety as Supplementary Material — and Sec. 1 states that hypothesis in the agent’s own terms so the reader sees what is under test.</w:t>
       </w:r>
     </w:p>
     <w:p>
@@ -310,15 +270,7 @@
         <w:t xml:space="preserve"> </w:t>
       </w:r>
       <w:r>
-        <w:t xml:space="preserve">to show superelasticity when similar compositions are lightweight steels: the honest answer, which the revision gives, is that the agent reasoned from the shape-memory literature and did not engage with the lightweight-steel literature its composition actually lands in. Section 2.1 now states the overlap plainly at first introduction: at 55.8Fe-31.8Mn-6.2Al-4.8Ni-1.1Si-0.105C wt% the alloy carries essentially the same Ni-Al pairing, at essentially the same Ni level, as the Ni-alloyed Fe-Mn-Al-C low-density steels — Fe-15Mn-10Al-0.8C-5Ni (Rahnama et al.) and Fe-16Mn-9Al-0.9C-5Ni (Saha et al.) are representative — differing chiefly in roughly twice the manganese and about an eighth of the carbon. Section 4.2 then develops the comparison the Reviewer’s comment implies: the two families are built from the same four principal elements and produce the same ordered phases (B2 and D0₃ in the ferrite, κ-carbide in the austenite), but put them to opposite purposes — in the shape-memory alloys coherent B2 within a single-phase α parent enables a reversible transformation to outrun plasticity, while in the low-density steels the same precipitates are strengtheners in a structure never intended to transform, and B2 ordering is a liability to be managed. Judged against the second family, this alloy is neither anomalous nor a failure: it is a γ-majority duplex alloy that orders and deforms by slip, which is what alloys of its chemistry do. The failure lies in the expectation attached to it. Section 4.3 extends the comparison quantitatively (the alloy’s properties sit inside the Rahnama envelope for the family), and the Heo reference now anchors the silicon discussion in Sec. 4.2 (Si as a promoter of exactly the D0₃ ordering observed — an effect nowhere present in the reasoning that specified the Si addition).</w:t>
-      </w:r>
-    </w:p>
-    <w:p>
-      <w:pPr>
-        <w:pStyle w:val="BodyText"/>
-      </w:pPr>
-      <w:r>
-        <w:t xml:space="preserve">We believe the manuscript is substantially stronger for this repositioning: what the Reviewer identified as a questionable design basis is, examined closely, the paper’s clearest finding — the agent proposed a lightweight-steel composition while believing it was proposing a shape-memory alloy, and the composition can sit in two literatures at once while satisfying the design intent of only one.</w:t>
+        <w:t xml:space="preserve">to be superelastic, the honest answer is now given: the agent reasoned from the shape-memory literature and did not engage with the lightweight-steel literature its composition actually lands in. Sec. 2.1 states the overlap at first introduction — essentially the same Ni-Al pairing at essentially the same Ni level as Rahnama’s and Saha’s compositions, differing chiefly in about twice the manganese and an eighth of the carbon — and Sec. 4.2 develops the comparison: the two families form the same ordered phases but put them to opposite purposes, coherent B2 within a single-phase α parent letting a transformation outrun plasticity in one, the same precipitates serving as strengtheners in a structure never intended to transform in the other. Judged against the second family this alloy is neither anomalous nor a failure; the failure lies in the expectation attached to it. What the Reviewer identified as a questionable design basis is, examined closely, the paper’s clearest finding — the agent proposed a lightweight-steel composition while believing it was proposing a shape-memory alloy.</w:t>
       </w:r>
     </w:p>
     <w:p>
@@ -386,35 +338,7 @@
         <w:t xml:space="preserve"> </w:t>
       </w:r>
       <w:r>
-        <w:t xml:space="preserve">The Reviewer is correct and the phrase was wrong.</w:t>
-      </w:r>
-      <w:r>
-        <w:t xml:space="preserve"> </w:t>
-      </w:r>
-      <w:r>
-        <w:t xml:space="preserve">“Very close to the nominal values”</w:t>
-      </w:r>
-      <w:r>
-        <w:t xml:space="preserve"> </w:t>
-      </w:r>
-      <w:r>
-        <w:t xml:space="preserve">has been deleted. Section 2.1 now reports the deviation honestly and quantitatively: silicon was recovered at ≈50% of intent (1.11 wt% against 2.2 wt%, i.e. 2.04 at% against 4 at%), a shortfall consistent with oxidation loss during vacuum induction melting. Two consequential changes follow from the correction. First, the LLM-alloy is now</w:t>
-      </w:r>
-      <w:r>
-        <w:t xml:space="preserve"> </w:t>
-      </w:r>
-      <w:r>
-        <w:rPr>
-          <w:i/>
-          <w:iCs/>
-        </w:rPr>
-        <w:t xml:space="preserve">identified by its measured composition</w:t>
-      </w:r>
-      <w:r>
-        <w:t xml:space="preserve"> </w:t>
-      </w:r>
-      <w:r>
-        <w:t xml:space="preserve">— 51.5Fe-29.8Mn-11.9Al-4.2Ni-2.0Si-0.45C at% — everywhere the nominal was previously used as the alloy’s identity, and every calculation in the new Secs. 2.6/3.4 takes the measured chemistry as input, so no conclusion in the paper rests on the nominal composition. Second, Sec. 4.2 states what the shortfall means for the design rationale: at half its intended level silicon cannot have delivered the solid-solution strengthening it was specified for, and the carbon-free control calculation (which holds Si at its</w:t>
+        <w:t xml:space="preserve">Correct, and the phrase is deleted. Sec. 2.1 now reports the deviation quantitatively — silicon recovered at ≈50% of intent, consistent with oxidation loss during vacuum induction melting — and the LLM-alloy is identified by its</w:t>
       </w:r>
       <w:r>
         <w:t xml:space="preserve"> </w:t>
@@ -430,7 +354,7 @@
         <w:t xml:space="preserve"> </w:t>
       </w:r>
       <w:r>
-        <w:t xml:space="preserve">2.04 at%) shows the single-phase α field is restored regardless — so the silicon deficit is not what closed the processing window either. We also note, for completeness, that the benchmark alloy</w:t>
+        <w:t xml:space="preserve">composition everywhere the nominal was previously used as its identity, with every calculation in Secs. 2.6/3.4 taking the measured chemistry as input, so no conclusion rests on the nominal. Sec. 4.2 states what the shortfall means: at half its intended level silicon cannot have delivered the strengthening it was specified for, while the carbon-free control restores the single-phase α field regardless, so the silicon deficit did not close the processing window either. The benchmark alloy</w:t>
       </w:r>
       <w:r>
         <w:t xml:space="preserve"> </w:t>
@@ -446,7 +370,7 @@
         <w:t xml:space="preserve"> </w:t>
       </w:r>
       <w:r>
-        <w:t xml:space="preserve">close to its nominal target (42.7Fe-34.1Mn-15.2Al-7.8Ni measured against 43.5-34-15-7.5 at%), so this caveat attaches to one alloy only, and the text says so.</w:t>
+        <w:t xml:space="preserve">close to nominal, so the caveat attaches to one alloy only, and the text says so.</w:t>
       </w:r>
     </w:p>
     <w:p>
@@ -486,25 +410,7 @@
         <w:t xml:space="preserve"> </w:t>
       </w:r>
       <w:r>
-        <w:t xml:space="preserve">We accept this criticism as stated, and it drove more new content than any other comment we received: the AGG condition was one sentence in the submitted manuscript and is now a results section of its own (Sec. 3.5) with two new figure elements — the post-AGG diffraction image Fig. 8 and the post-AGG optical microstructure Fig. 1d. We take the Reviewer’s five items in turn.</w:t>
-      </w:r>
-    </w:p>
-    <w:p>
-      <w:pPr>
-        <w:pStyle w:val="BodyText"/>
-      </w:pPr>
-      <w:r>
-        <w:rPr>
-          <w:i/>
-          <w:iCs/>
-        </w:rPr>
-        <w:t xml:space="preserve">The treatment does not enter the core evidence chain.</w:t>
-      </w:r>
-      <w:r>
-        <w:t xml:space="preserve"> </w:t>
-      </w:r>
-      <w:r>
-        <w:t xml:space="preserve">A genuine defect of construction, remedied structurally: Sec. 3.5 reports the AGG outcome for both alloys, connects it to the equilibrium calculations of Sec. 3.4 as its mechanism, and feeds the Discussion (Secs. 4.1, 4.4). We also correct the sentence the Reviewer quotes: the post-AGG pattern is</w:t>
+        <w:t xml:space="preserve">Accepted, and this drove more new content than any other comment: the AGG condition was one sentence and is now Sec. 3.5, with two new figure elements — Fig. 8 (post-AGG diffraction) and Fig. 1d (post-AGG optical microstructure). On the evidence chain, Sec. 3.5 reports the outcome for both alloys, connects it to Sec. 3.4 as its mechanism and feeds Secs. 4.1 and 4.4; we also correct the sentence quoted, since the post-AGG pattern is</w:t>
       </w:r>
       <w:r>
         <w:t xml:space="preserve"> </w:t>
@@ -526,130 +432,15 @@
         <w:t xml:space="preserve"> </w:t>
       </w:r>
       <w:r>
-        <w:t xml:space="preserve">as that sentence implied — same phases, but the ring intensity resolves into markedly more discrete spots (fewer, larger crystallites), and Sec. 3.3 now reports the phase result and the grain-size result separately.</w:t>
-      </w:r>
-    </w:p>
-    <w:p>
-      <w:pPr>
-        <w:pStyle w:val="BodyText"/>
-      </w:pPr>
-      <w:r>
-        <w:rPr>
-          <w:i/>
-          <w:iCs/>
-        </w:rPr>
-        <w:t xml:space="preserve">Formation of bamboo-like grains, and grain size.</w:t>
-      </w:r>
-      <w:r>
-        <w:t xml:space="preserve"> </w:t>
-      </w:r>
-      <w:r>
-        <w:t xml:space="preserve">Both are now reported. The benchmark bamboos completely — after three cycles its 0.64 mm wire consists of grains spanning the full section width — which reproduces the well-documented response of this composition to this treatment, and Sec. 3.5 states that outcome; it is not presented as a finding of this paper. The LLM-alloy, whose response</w:t>
-      </w:r>
-      <w:r>
-        <w:t xml:space="preserve"> </w:t>
-      </w:r>
-      <w:r>
-        <w:rPr>
-          <w:i/>
-          <w:iCs/>
-        </w:rPr>
-        <w:t xml:space="preserve">is</w:t>
-      </w:r>
-      <w:r>
-        <w:t xml:space="preserve"> </w:t>
-      </w:r>
-      <w:r>
-        <w:t xml:space="preserve">the finding, is shown directly: Fig. 1d, the wire after the identical treatment — a fine banded duplex structure across the entire section, no grain approaching the section width — comparable within the same figure to the 1-minute and 40-minute single anneals (Fig. 1a, c). Section 3.5 additionally reports the same alloy as ≈1 mm rod, where coarsening</w:t>
-      </w:r>
-      <w:r>
-        <w:t xml:space="preserve"> </w:t>
-      </w:r>
-      <w:r>
-        <w:rPr>
-          <w:i/>
-          <w:iCs/>
-        </w:rPr>
-        <w:t xml:space="preserve">has</w:t>
-      </w:r>
-      <w:r>
-        <w:t xml:space="preserve"> </w:t>
-      </w:r>
-      <w:r>
-        <w:t xml:space="preserve">occurred but is arrested along a continuous band of fine equiaxed grains. Section 3.5 distinguishes throughout between grain size, which the treatment does increase in this alloy, and grain span, which is what bamboo means and which it does not produce.</w:t>
-      </w:r>
-    </w:p>
-    <w:p>
-      <w:pPr>
-        <w:pStyle w:val="BodyText"/>
-      </w:pPr>
-      <w:r>
-        <w:rPr>
-          <w:i/>
-          <w:iCs/>
-        </w:rPr>
-        <w:t xml:space="preserve">Grain orientation and texture.</w:t>
-      </w:r>
-      <w:r>
-        <w:t xml:space="preserve"> </w:t>
-      </w:r>
-      <w:r>
-        <w:t xml:space="preserve">Now presented as data: new Fig. 7 gives the inverse pole figures of both phases of the LLM-alloy from the E-WIMV orientation-distribution refinement (Sec. 2.5) — pronounced {111}/{100} fibers in γ and a strong {110} fiber in α, the classic drawing textures — and Sec. 3.3 reports that these components remain evident in the post-AGG pattern (Fig. 8).</w:t>
-      </w:r>
-    </w:p>
-    <w:p>
-      <w:pPr>
-        <w:pStyle w:val="BodyText"/>
-      </w:pPr>
-      <w:r>
-        <w:rPr>
-          <w:i/>
-          <w:iCs/>
-        </w:rPr>
-        <w:t xml:space="preserve">Cyclic stress–strain results after this treatment.</w:t>
-      </w:r>
-      <w:r>
-        <w:t xml:space="preserve"> </w:t>
-      </w:r>
-      <w:r>
-        <w:t xml:space="preserve">The mechanical record for the AGG condition is reported in Sec. 3.5 and is poor in an informative way: the only replicated AGG condition (2-cycle AGG rod) gave specimens failing at 568 and 608 MPa after 1.0% elongation, a three-cycle-plus-age specimen reached 1006 MPa at 11.9%, and boundary cracking is visible on the specimen surface — the treatment introduces cracking and scatter without producing the grain structure it was applied to produce. Stepwise cyclic curves were not recorded in the AGG condition, and Sec. 3.5 states the reason rather than leaving an omission: in grain size that condition lies between the 1-minute and 40-minute anneals at 1200 °C, both characterised, neither showing any transformation, with every unloading segment straight and parallel to the elastic line. A response bracketed by two curves that each show no transformation cannot itself show one; and specimens that fracture near 1% elongation cannot in any case be cycled meaningfully.</w:t>
-      </w:r>
-    </w:p>
-    <w:p>
-      <w:pPr>
-        <w:pStyle w:val="BodyText"/>
-      </w:pPr>
-      <w:r>
-        <w:t xml:space="preserve">Finally, Sec. 3.5 draws the conclusion this evidence supports about the treatment’s role in the evidence chain: bamboo structure amplifies a transformation, it does not create one — the benchmark transforms measurably in a</w:t>
-      </w:r>
-      <w:r>
-        <w:t xml:space="preserve"> </w:t>
-      </w:r>
-      <w:r>
-        <w:rPr>
-          <w:i/>
-          <w:iCs/>
-        </w:rPr>
-        <w:t xml:space="preserve">non</w:t>
-      </w:r>
-      <w:r>
-        <w:t xml:space="preserve">-bamboo condition within our own data (≈0.5% strain recovery on heating, Sec. 3.2) while the LLM-alloy shows nothing in any condition, at any grain size. The AGG experiment therefore closes a route rather than leaving one untested, and the reason it closes — second-phase pinning by a duplex constitution that is the</w:t>
-      </w:r>
-      <w:r>
-        <w:t xml:space="preserve"> </w:t>
-      </w:r>
-      <w:r>
-        <w:rPr>
-          <w:i/>
-          <w:iCs/>
-        </w:rPr>
-        <w:t xml:space="preserve">equilibrium</w:t>
-      </w:r>
-      <w:r>
-        <w:t xml:space="preserve"> </w:t>
-      </w:r>
-      <w:r>
-        <w:t xml:space="preserve">state at 1200 °C (Secs. 3.3, 3.4) — is the same phase-stability diagnosis that accounts for the missing transformation itself.</w:t>
+        <w:t xml:space="preserve">— same phases, but the rings resolve into markedly more discrete spots, and Sec. 3.3 now reports phase and grain size separately.</w:t>
+      </w:r>
+    </w:p>
+    <w:p>
+      <w:pPr>
+        <w:pStyle w:val="BodyText"/>
+      </w:pPr>
+      <w:r>
+        <w:t xml:space="preserve">On the Reviewer’s remaining items: the benchmark bamboos completely, which Sec. 3.5 states without presenting it as a finding of this paper, while the LLM-alloy’s response — the actual finding — is shown directly in Fig. 1d, a fine banded duplex across the entire section with no grain approaching the section width, and Sec. 3.5 distinguishes throughout between grain size, which the treatment does increase, and grain span, which it does not. Texture is now data (Fig. 7, inverse pole figures for both phases). The cyclic record is reported and is poor in an informative way: specimens fail near 1% elongation with large scatter and visible boundary cracking, so the treatment introduces cracking without producing the structure it was applied to produce; stepwise curves were not recorded because in grain size this condition lies between the 1- and 40-minute anneals at 1200 °C, both characterised and neither showing any transformation, and a response bracketed by two such curves cannot itself show one. Sec. 3.5 then draws the conclusion this supports — bamboo amplifies a transformation, it does not create one — so the AGG experiment closes a route rather than leaving one untested.</w:t>
       </w:r>
     </w:p>
     <w:p>
@@ -689,24 +480,15 @@
         <w:t xml:space="preserve"> </w:t>
       </w:r>
       <w:r>
-        <w:t xml:space="preserve">We concede the logical point without reservation: the experiments alone show only that the two alloys respond differently to one route, and the revision now says exactly that in the Introduction (Sec. 1) and again where the route is discussed (Sec. 4.1). Whether some other solution or ageing window could unlock a transformation in this composition is untested experimentally, and the revision names that as an open question and as future work in terms the Reviewer’s comment supplied (Sec. 4.4:</w:t>
-      </w:r>
-      <w:r>
-        <w:t xml:space="preserve"> </w:t>
-      </w:r>
-      <w:r>
-        <w:t xml:space="preserve">“a solution-and-ageing window optimised for this composition, rather than inherited from the benchmark”</w:t>
-      </w:r>
-      <w:r>
-        <w:t xml:space="preserve">).</w:t>
-      </w:r>
-    </w:p>
-    <w:p>
-      <w:pPr>
-        <w:pStyle w:val="BodyText"/>
-      </w:pPr>
-      <w:r>
-        <w:t xml:space="preserve">That said, the new equilibrium analysis bears directly on the specific mechanism the Reviewer proposes — that the optimum</w:t>
+        <w:t xml:space="preserve">We concede the logical point without reservation: the experiments alone show only that two alloys respond differently to one route, and the revision says exactly that in Sec. 1 and again in Sec. 4.1, with route optimisation named as future work in the Reviewer’s own terms.</w:t>
+      </w:r>
+    </w:p>
+    <w:p>
+      <w:pPr>
+        <w:pStyle w:val="BodyText"/>
+      </w:pPr>
+      <w:r>
+        <w:t xml:space="preserve">The new analysis bears directly on the mechanism proposed — that the optimum</w:t>
       </w:r>
       <w:r>
         <w:t xml:space="preserve"> </w:t>
@@ -722,7 +504,7 @@
         <w:t xml:space="preserve"> </w:t>
       </w:r>
       <w:r>
-        <w:t xml:space="preserve">may simply lie elsewhere — and we want to put its result before the Reviewer plainly. The difficulty the calculations find is not a misplaced window but a missing prerequisite. Coherent nanoscale B2 of the kind the benchmark relies on is obtained by quenching from a single-phase α field and ageing below it, so that B2 orders within α before γ can nucleate. The LLM-alloy has no accessible single-phase α field at any temperature: its calculated solvus is ≈1340 °C, above both the 1200 °C practical ceiling and the ≈1240 °C incipient-melting temperature returned by the broadest-coverage database (Sec. 3.4). The ordered bcc it can form at equilibrium is small (≤11%), confined below ≈850 °C, and forms within a γ matrix rather than an α one. There is therefore no ageing temperature at which this composition could develop the benchmark’s microstructure, because the step</w:t>
+        <w:t xml:space="preserve">may simply lie elsewhere — and its result is that the difficulty is not a misplaced window but a missing prerequisite. Coherent nanoscale B2 is obtained by quenching from a single-phase α field and ageing below it, and the LLM-alloy has no accessible single-phase α field at any temperature: its solvus is ≈1340 °C, above both the 1200 °C practical ceiling and the ≈1240 °C incipient-melting temperature, while the ordered bcc it can form at equilibrium is ≤11%, confined below ≈850 °C and sitting within a γ matrix. There is therefore no ageing temperature at which this composition could develop the benchmark’s microstructure, because the step</w:t>
       </w:r>
       <w:r>
         <w:t xml:space="preserve"> </w:t>
@@ -738,19 +520,7 @@
         <w:t xml:space="preserve"> </w:t>
       </w:r>
       <w:r>
-        <w:t xml:space="preserve">ageing — the single-phase parent — is unavailable at every temperature (Sec. 4.1). This is a stronger and more specific statement than</w:t>
-      </w:r>
-      <w:r>
-        <w:t xml:space="preserve"> </w:t>
-      </w:r>
-      <w:r>
-        <w:t xml:space="preserve">“no B2 peak was seen,”</w:t>
-      </w:r>
-      <w:r>
-        <w:t xml:space="preserve"> </w:t>
-      </w:r>
-      <w:r>
-        <w:t xml:space="preserve">and it is the sense in which we believe the route question is answered by composition rather than left open by processing: the window cannot be relocated to a temperature that does not exist. The experimental caveat stands — these are equilibrium calculations, and the revision keeps the route-optimisation question in future work on that basis — but the calculations shift the burden of what an optimised route could plausibly achieve.</w:t>
+        <w:t xml:space="preserve">ageing is unavailable everywhere — the window cannot be relocated to a temperature that does not exist. The experimental caveat stands, these being equilibrium calculations.</w:t>
       </w:r>
     </w:p>
     <w:p>
@@ -790,7 +560,7 @@
         <w:t xml:space="preserve"> </w:t>
       </w:r>
       <w:r>
-        <w:t xml:space="preserve">The Reviewer is right that ex-situ diffraction cannot exclude a fully reversible transformation, and the revision restructures the argument so that the diffraction no longer carries that weight. Section 3.3 now states the order of the evidence explicitly: a transformation reversible enough to leave no diffraction signature after unloading would still have had to produce recoverable strain</w:t>
+        <w:t xml:space="preserve">The Reviewer is right that ex-situ diffraction cannot exclude a fully reversible transformation, and the revision restructures the argument so the diffraction no longer carries that weight. Sec. 3.3 now states the order of evidence explicitly: a transformation reversible enough to leave no diffraction signature after unloading would still have had to produce recoverable strain</w:t>
       </w:r>
       <w:r>
         <w:t xml:space="preserve"> </w:t>
@@ -806,7 +576,7 @@
         <w:t xml:space="preserve"> </w:t>
       </w:r>
       <w:r>
-        <w:t xml:space="preserve">unloading — that is what reversal is — and the unloading segments of Fig. 2 are straight, parallel to the elastic loading line, and return no strain beyond σ/E in every one of the eight conditions. The loading–unloading–heating test of Fig. 3a closes the remaining route by which a transformation could hide: any retained martensite stable enough to survive unloading would revert on heating and appear as strain recovery, exactly as it does for the benchmark in Fig. 3b (and does not for the LLM-alloy). The mechanical measurements are therefore the primary evidence, and the unchanged multi-phase diffraction pattern is corroboration — not the other way round. What ex-situ diffraction genuinely cannot do is observe the material</w:t>
+        <w:t xml:space="preserve">unloading, and the unloading segments of Fig. 2 are straight, parallel to the elastic line and return no strain beyond σ/E in all eight conditions; the loading–unloading–heating test of Fig. 3a closes the remaining route, since retained martensite stable enough to survive unloading would revert on heating, as it does for the benchmark and does not for the LLM-alloy. The mechanical measurements are therefore the primary evidence and the diffraction is corroboration. What ex-situ diffraction cannot do is observe the material</w:t>
       </w:r>
       <w:r>
         <w:t xml:space="preserve"> </w:t>
@@ -819,7 +589,7 @@
         <w:t xml:space="preserve">while loaded</w:t>
       </w:r>
       <w:r>
-        <w:t xml:space="preserve">, and the revision concedes this explicitly: an in-situ or loading-stage synchrotron measurement is named as the direct test of that remaining possibility, in Sec. 3.3 and in the future-work paragraph of Sec. 4.4.</w:t>
+        <w:t xml:space="preserve">, and an in-situ measurement is named as the direct test.</w:t>
       </w:r>
     </w:p>
     <w:p>
@@ -859,15 +629,31 @@
         <w:t xml:space="preserve"> </w:t>
       </w:r>
       <w:r>
-        <w:t xml:space="preserve">We respectfully push back on this comment rather than half-comply with it, and we would rather give the reason plainly. The purpose of this work is to test whether an LLM-hypothesized composition has the potential for stress-induced martensitic transformation. The Omori composition is in the paper as a control, not as a subject. Its superelasticity — including the dependence on grain size, orientation, texture and B2 precipitation state that the Reviewer lists — is among the most thoroughly documented subjects in this alloy family’s literature (Omori et al., Science 333 (2011) 68–71, and the subsequent literature cited in Secs. 1 and 3.5), and this paper has nothing to add to it. What the control must do here is validate the methods: it shows that the melt-and-draw route produces functional superelastic wire, and — critically — that the loading–unloading–heating protocol resolves a transformation when one is present. Fig. 3b is that demonstration: 0.5% strain recovery on heating in the benchmark, under the same protocol that resolves nothing in the LLM-alloy (Fig. 3a). A fully corresponding stepwise cyclic characterization of the benchmark would re-measure settled literature without sharpening the paper’s question, and we have deliberately not added one.</w:t>
-      </w:r>
-    </w:p>
-    <w:p>
-      <w:pPr>
-        <w:pStyle w:val="BodyText"/>
-      </w:pPr>
-      <w:r>
-        <w:t xml:space="preserve">On corresponding characterization more broadly, the revision reports what corresponds and is candid about what cannot. Grain structure: both alloys’ 1200 °C states are characterized (LLM-alloy fine equiaxed, sub-20 µm, Fig. 1a; benchmark pronouncedly coarsened, evidenced by its spotty Debye–Scherrer rings, Fig. 4c–d), and both alloys’ responses to the identical AGG treatment are reported in Sec. 3.5. Texture: the LLM-alloy’s is quantified (Fig. 7); for the benchmark the same coarse grain structure that defeats Rietveld quantification (too few grains per reflection, Sec. 3.3) precludes a meaningful orientation-distribution refinement — the refinement from which the LLM-alloy’s texture is extracted; Sec. 3.3 states that limitation and its microstructural cause explicitly rather than passing over it. Precipitation state: the benchmark’s B2 is directly visible in its diffraction pattern (Fig. 4c) and is independently reproduced by the validated equilibrium calculation (≈20% ordered bcc, Sec. 3.4/Fig. 9a); the LLM-alloy’s B2 content is bounded quantitatively at least four times below the benchmark’s (Sec. 3.3; see our response to comment 8). Where a fully symmetric characterization is impossible — quantitative phase fractions for the benchmark — Sec. 3.3 explains why (grain statistics), and explains why the asymmetry does not affect the comparison the paper actually makes: what the coarse structure withholds is a number for</w:t>
+        <w:t xml:space="preserve">We respectfully push back rather than half-comply, and would rather give the reason plainly. The purpose of this work is to test whether an LLM-hypothesized composition has the potential for stress-induced martensitic transformation; the Omori composition is here as a control, not a subject. Its superelasticity — including the dependence on grain size, orientation, texture and B2 state the Reviewer lists — is among the most thoroughly documented subjects in this family’s literature (Omori et al.,</w:t>
+      </w:r>
+      <w:r>
+        <w:t xml:space="preserve"> </w:t>
+      </w:r>
+      <w:r>
+        <w:rPr>
+          <w:i/>
+          <w:iCs/>
+        </w:rPr>
+        <w:t xml:space="preserve">Science</w:t>
+      </w:r>
+      <w:r>
+        <w:t xml:space="preserve"> </w:t>
+      </w:r>
+      <w:r>
+        <w:t xml:space="preserve">333 (2011) 68), and this paper has nothing to add to it. What the control must do is validate the methods, and Fig. 3b is that demonstration: 0.5% recovery on heating under the same protocol that resolves nothing in the LLM-alloy. A fully corresponding stepwise characterization of the benchmark would re-measure settled literature without sharpening the paper’s question, and we have deliberately not added one.</w:t>
+      </w:r>
+    </w:p>
+    <w:p>
+      <w:pPr>
+        <w:pStyle w:val="BodyText"/>
+      </w:pPr>
+      <w:r>
+        <w:t xml:space="preserve">On corresponding characterization more broadly, the revision reports what corresponds and is candid about what cannot. Both alloys’ 1200 °C grain structures are characterized and both responses to the AGG treatment are in Sec. 3.5; the LLM-alloy’s texture is quantified (Fig. 7) while for the benchmark the same coarse structure that defeats Rietveld quantification precludes an orientation-distribution refinement, which Sec. 3.3 states along with its cause. Where symmetry is impossible, Sec. 3.3 explains why it does not affect the comparison the paper makes: what the coarse structure withholds is a number for</w:t>
       </w:r>
       <w:r>
         <w:t xml:space="preserve"> </w:t>
@@ -883,7 +669,7 @@
         <w:t xml:space="preserve"> </w:t>
       </w:r>
       <w:r>
-        <w:t xml:space="preserve">of the benchmark transformed, not the fact that it transformed, and the question the paper addresses is why the LLM-alloy shows no change at all.</w:t>
+        <w:t xml:space="preserve">of the benchmark transformed, not the fact that it transformed.</w:t>
       </w:r>
     </w:p>
     <w:p>
@@ -923,15 +709,7 @@
         <w:t xml:space="preserve"> </w:t>
       </w:r>
       <w:r>
-        <w:t xml:space="preserve">The Reviewer’s logical point — absence of a peak does not prove absence of the phase — is correct, and the revision responds in three ways.</w:t>
-      </w:r>
-    </w:p>
-    <w:p>
-      <w:pPr>
-        <w:pStyle w:val="BodyText"/>
-      </w:pPr>
-      <w:r>
-        <w:t xml:space="preserve">First, every categorical</w:t>
+        <w:t xml:space="preserve">The logical point — absence of a peak does not prove absence of the phase — is correct, and the revision responds in three ways. Every categorical</w:t>
       </w:r>
       <w:r>
         <w:t xml:space="preserve"> </w:t>
@@ -943,7 +721,7 @@
         <w:t xml:space="preserve"> </w:t>
       </w:r>
       <w:r>
-        <w:t xml:space="preserve">statement has been softened to what the measurement supports: no B2 superlattice reflection was resolved</w:t>
+        <w:t xml:space="preserve">statement is softened to what the measurement supports: no B2 superlattice reflection was resolved</w:t>
       </w:r>
       <w:r>
         <w:t xml:space="preserve"> </w:t>
@@ -956,35 +734,7 @@
         <w:t xml:space="preserve">above the detection limit of the present measurement</w:t>
       </w:r>
       <w:r>
-        <w:t xml:space="preserve">.</w:t>
-      </w:r>
-    </w:p>
-    <w:p>
-      <w:pPr>
-        <w:pStyle w:val="BodyText"/>
-      </w:pPr>
-      <w:r>
-        <w:t xml:space="preserve">Second, that detection limit is now quantified rather than asserted, which converts the concession into a bound (Sec. 3.3). The complication is that B2 and D0₃ share the {200}-type superlattice position, so the discriminating measurement is the D0₃-only {111} reflection. The LLM-alloy carries the D0₃-only reflection clearly (0.49–1.02% of maximum intensity, signal-to-noise 16–27 across four independent patterns) and its intensity at the shared position (0.50–1.06%) is fully accounted for by D0₃; the benchmark shows the converse signature — the shared reflection strongly (3.83–7.17%) with the D0₃-only reflection absent (S/N 2.3–2.9). Any B2 present in the LLM-alloy is therefore at least four times less abundant than in the benchmark and may be absent altogether. The text then concedes exactly what remains open: a dispersion finer or more dilute than this limit cannot be excluded by diffraction, and transmission electron microscopy or atom-probe tomography would be required to do so — named as such.</w:t>
-      </w:r>
-    </w:p>
-    <w:p>
-      <w:pPr>
-        <w:pStyle w:val="BodyText"/>
-      </w:pPr>
-      <w:r>
-        <w:t xml:space="preserve">Third, on whether the heat-treatment route was appropriate for forming B2 in this alloy: the equilibrium analysis now answers this at a more fundamental level than peak detection (Secs. 3.4, 4.1). Coherent nanoscale B2 in this family forms by ageing a quenched single-phase α matrix. The LLM-alloy has no accessible single-phase α field at any temperature (solvus ≈1340 °C against a ≈1240 °C calculated incipient-melting temperature), and the ordered bcc it can form at equilibrium is ≤11%, below ≈850 °C, within a γ matrix. So the question</w:t>
-      </w:r>
-      <w:r>
-        <w:t xml:space="preserve"> </w:t>
-      </w:r>
-      <w:r>
-        <w:t xml:space="preserve">“is B2 present below our detection limit?”</w:t>
-      </w:r>
-      <w:r>
-        <w:t xml:space="preserve"> </w:t>
-      </w:r>
-      <w:r>
-        <w:t xml:space="preserve">— which we cannot fully close without TEM/APT — matters less than the revision’s stronger, calculation-backed statement: there is no α matrix in which coherent B2 could form in this composition, at any temperature, by any schedule. That statement also explains the total absence of response to the 200 °C/3 h age (Fig. 2h) — the very treatment that develops pseudo-elasticity in the benchmark family.</w:t>
+        <w:t xml:space="preserve">. That limit is then quantified rather than asserted, which converts the concession into a bound (Sec. 3.3): because B2 and D0₃ share the {200}-type position, the discriminating measurement is the D0₃-only {111} reflection, and any B2 in the LLM-alloy is at least four times less abundant than in the benchmark and may be absent altogether — with the text conceding that a finer or more dilute dispersion cannot be excluded by diffraction, and naming TEM or atom-probe tomography as what would be required. Third, the equilibrium analysis answers the heat-treatment question at a more fundamental level than peak detection: coherent B2 forms by ageing a quenched single-phase α matrix, and this alloy has no such field at any accessible temperature, which also explains the total absence of response to the 200 °C/3 h age.</w:t>
       </w:r>
     </w:p>
     <w:p>
@@ -1024,75 +774,17 @@
         <w:t xml:space="preserve"> </w:t>
       </w:r>
       <w:r>
-        <w:t xml:space="preserve">On the two cast heats alone, we cannot — the Reviewer is right, and the submitted manuscript overclaimed. The revision answers the</w:t>
-      </w:r>
-      <w:r>
-        <w:t xml:space="preserve"> </w:t>
-      </w:r>
-      <w:r>
-        <w:t xml:space="preserve">“how”</w:t>
-      </w:r>
-      <w:r>
-        <w:t xml:space="preserve"> </w:t>
-      </w:r>
-      <w:r>
-        <w:t xml:space="preserve">with two calculations that change one variable at a time, which no pair of physical heats can do (Secs. 2.6, 3.4, Table 3).</w:t>
-      </w:r>
-    </w:p>
-    <w:p>
-      <w:pPr>
-        <w:pStyle w:val="BodyText"/>
-      </w:pPr>
-      <w:r>
-        <w:t xml:space="preserve">The first is a virtual carbon-free control: the measured LLM-alloy chemistry with carbon deleted and Fe, Mn, Al, Ni and Si all held at their measured values. In all three independent databases, deleting 0.45 at% (≈0.10 wt%) carbon moves the single-phase α solvus from ≈1340 °C to ≈1150 °C and converts the 1200 °C equilibrium from a duplex α + γ mixture to 100% α — the same single-phase state the benchmark reaches there.</w:t>
-      </w:r>
-    </w:p>
-    <w:p>
-      <w:pPr>
-        <w:pStyle w:val="BodyText"/>
-      </w:pPr>
-      <w:r>
-        <w:t xml:space="preserve">The second addresses the Reviewer’s specific candidate, nickel, directly: a scan from 4.2 to 7.8 at% Ni (the two alloys’ measured values), everything else held at measured values. With carbon present, the α solvus does not move at all across the entire interval — restoring the benchmark’s own nickel content would not open the solution-treatment window by a single degree. What nickel</w:t>
-      </w:r>
-      <w:r>
-        <w:t xml:space="preserve"> </w:t>
-      </w:r>
-      <w:r>
-        <w:rPr>
-          <w:i/>
-          <w:iCs/>
-        </w:rPr>
-        <w:t xml:space="preserve">does</w:t>
-      </w:r>
-      <w:r>
-        <w:t xml:space="preserve"> </w:t>
-      </w:r>
-      <w:r>
-        <w:t xml:space="preserve">govern is the amount of ordered bcc the alloy can form (5.5% → 13.9% at 700 °C), precisely the B2 the design was reaching for. Sec. 4.2 states the separation in those terms: nickel sets how much B2 the alloy could form; carbon sets whether there is ever an α matrix in which to form it coherently.</w:t>
-      </w:r>
-    </w:p>
-    <w:p>
-      <w:pPr>
-        <w:pStyle w:val="BodyText"/>
-      </w:pPr>
-      <w:r>
-        <w:t xml:space="preserve">The claim itself has been tempered to match (abstract, Secs. 4.1, 4.2, Conclusions): carbon closes the single-phase α field</w:t>
-      </w:r>
-      <w:r>
-        <w:t xml:space="preserve"> </w:t>
-      </w:r>
-      <w:r>
-        <w:rPr>
-          <w:i/>
-          <w:iCs/>
-        </w:rPr>
-        <w:t xml:space="preserve">at the solution-treatment temperature</w:t>
-      </w:r>
-      <w:r>
-        <w:t xml:space="preserve"> </w:t>
-      </w:r>
-      <w:r>
-        <w:t xml:space="preserve">— elsewhere in the diagram the lower Al and Ni do move the phase boundary, and the text says so. The calculated control is a stand-in for, not a replacement of, the experiment: casting the carbon-free variant is named as the direct test. The calculations are validated against the benchmark alloy, whose single-phase field and ≈20% ordered bcc they reproduce without fitting.</w:t>
+        <w:t xml:space="preserve">On the two cast heats alone we cannot — the Reviewer is right and the submitted manuscript overclaimed. The revision answers with two calculations that change one variable at a time, which no pair of physical heats can do. The first is a virtual carbon-free control: deleting ≈0.10 wt% carbon from the measured chemistry, everything else held fixed, moves the α solvus from ≈1340 to ≈1150 °C and converts the 1200 °C equilibrium from duplex to 100% α in all three databases (</w:t>
+      </w:r>
+      <w:r>
+        <w:rPr>
+          <w:b/>
+          <w:bCs/>
+        </w:rPr>
+        <w:t xml:space="preserve">Fig. 9c</w:t>
+      </w:r>
+      <w:r>
+        <w:t xml:space="preserve">). The second addresses the Reviewer’s specific candidate — a nickel scan from 4.2 to 7.8 at%, across which the solvus does not move at all, so restoring the benchmark’s nickel would not open the window by a degree; what nickel governs instead is how much ordered bcc can form. Sec. 4.2 states the separation in those terms: nickel sets how much B2 could form, carbon sets whether there is ever an α matrix in which to form it coherently.</w:t>
       </w:r>
     </w:p>
     <w:p>
@@ -1160,7 +852,7 @@
         <w:t xml:space="preserve"> </w:t>
       </w:r>
       <w:r>
-        <w:t xml:space="preserve">Accepted in full. Section 4.1 now reads that coherent B2 precipitates</w:t>
+        <w:t xml:space="preserve">Accepted in full. Sec. 4.1 now reads that coherent B2 precipitates</w:t>
       </w:r>
       <w:r>
         <w:t xml:space="preserve"> </w:t>
@@ -1172,7 +864,7 @@
         <w:t xml:space="preserve"> </w:t>
       </w:r>
       <w:r>
-        <w:t xml:space="preserve">followed by the Reviewer’s list stated as such — parent-phase stability, transformation temperature, grain size, crystallographic orientation and texture, and the competition between transformation stress and plastic yield stress — with both supplied references cited (Omori et al., APL 101 (2012) 231907; La Roca et al., JALCOM 708 (2017) 422). The revision also adds the point from La Roca et al. that the precipitates are not even a purely mechanical contribution: by drawing Ni and Al out of solution they shift the surrounding matrix’s transformation temperatures, so ageing moves both the obstacle field and the thermodynamic setting at once. We note that the revision’s own diagnosis in fact rests on the first item of the Reviewer’s list — parent-phase stability — rather than on B2: the primary failure identified in Secs. 3.4/4.1 is that the parent phase itself is unavailable, with the precipitation question strictly downstream of that.</w:t>
+        <w:t xml:space="preserve">followed by the Reviewer’s list stated as such, with both supplied references cited; the revision adds La Roca et al.’s point that by drawing Ni and Al out of solution the precipitates also shift the matrix’s transformation temperatures, so ageing moves both the obstacle field and the thermodynamic setting at once. We note that the revision’s own diagnosis rests on the first item of that list — parent-phase stability — rather than on B2, with the precipitation question strictly downstream.</w:t>
       </w:r>
     </w:p>
     <w:p>
@@ -1268,37 +960,7 @@
         <w:t xml:space="preserve"> </w:t>
       </w:r>
       <w:r>
-        <w:t xml:space="preserve">Accepted. Micrographs were not taken at every anneal temperature, so the recovery/recrystallization/growth reading is an inference from the mechanical response, and the section (now Sec. 4.3) has been rewritten to present it as exactly that: the interpretive language is downgraded throughout (</w:t>
-      </w:r>
-      <w:r>
-        <w:t xml:space="preserve">“consistent with the onset of recrystallization,”</w:t>
-      </w:r>
-      <w:r>
-        <w:t xml:space="preserve"> </w:t>
-      </w:r>
-      <w:r>
-        <w:t xml:space="preserve">“we attribute,”</w:t>
-      </w:r>
-      <w:r>
-        <w:t xml:space="preserve"> </w:t>
-      </w:r>
-      <w:r>
-        <w:t xml:space="preserve">“reading these as a survey rather than a designed experiment”</w:t>
-      </w:r>
-      <w:r>
-        <w:t xml:space="preserve">), the text states explicitly that</w:t>
-      </w:r>
-      <w:r>
-        <w:t xml:space="preserve"> </w:t>
-      </w:r>
-      <w:r>
-        <w:t xml:space="preserve">“we infer the recrystallization threshold from the mechanical response rather than observe it directly, since micrographs were not taken at every anneal temperature,”</w:t>
-      </w:r>
-      <w:r>
-        <w:t xml:space="preserve"> </w:t>
-      </w:r>
-      <w:r>
-        <w:t xml:space="preserve">and EBSD across the anneal series is named as the experiment that would settle it. The two specific phrases the Reviewer quotes are gone:</w:t>
+        <w:t xml:space="preserve">Accepted. Micrographs were not taken at every anneal temperature, so the recovery/recrystallization/growth reading is an inference from the mechanical response, and Sec. 4.3 now presents it as exactly that: the interpretive language is downgraded throughout, the text states explicitly that the threshold is inferred rather than observed, and EBSD across the anneal series is named as the experiment that would settle it. Both quoted phrases are gone —</w:t>
       </w:r>
       <w:r>
         <w:t xml:space="preserve"> </w:t>
@@ -1322,7 +984,7 @@
         <w:t xml:space="preserve"> </w:t>
       </w:r>
       <w:r>
-        <w:t xml:space="preserve">has been deleted outright — the Reviewer was doubly right about that one, since this alloy is explicitly two-phase and the phrase was wrong on its face, not merely unsupported.</w:t>
+        <w:t xml:space="preserve">is deleted outright, the Reviewer having been doubly right there since this alloy is explicitly two-phase and the phrase was wrong on its face.</w:t>
       </w:r>
     </w:p>
     <w:p>
@@ -1362,15 +1024,7 @@
         <w:t xml:space="preserve"> </w:t>
       </w:r>
       <w:r>
-        <w:t xml:space="preserve">We concede the overgeneralization and have corrected it, and we ask the Reviewer’s consideration for retaining one bounded methodological claim — with the reasons set out below.</w:t>
-      </w:r>
-    </w:p>
-    <w:p>
-      <w:pPr>
-        <w:pStyle w:val="BodyText"/>
-      </w:pPr>
-      <w:r>
-        <w:t xml:space="preserve">What is conceded: the sweeping language is gone. Statements of the form</w:t>
+        <w:t xml:space="preserve">We concede the overgeneralization and have corrected it, and ask the Reviewer’s consideration for retaining one bounded methodological claim. The sweeping language is gone: statements of the form</w:t>
       </w:r>
       <w:r>
         <w:t xml:space="preserve"> </w:t>
@@ -1382,27 +1036,15 @@
         <w:t xml:space="preserve"> </w:t>
       </w:r>
       <w:r>
-        <w:t xml:space="preserve">have been replaced by findings about this case; Sec. 4.4 now contains an explicit scope paragraph —</w:t>
-      </w:r>
-      <w:r>
-        <w:t xml:space="preserve"> </w:t>
-      </w:r>
-      <w:r>
-        <w:t xml:space="preserve">“One composition, proposed by one agent in one session and processed by one route, is a case study and not an evaluation of AI-assisted alloy design as a practice. Nothing here establishes a failure rate…”</w:t>
-      </w:r>
-      <w:r>
-        <w:t xml:space="preserve"> </w:t>
-      </w:r>
-      <w:r>
-        <w:t xml:space="preserve">— and the first limitation listed in the Conclusions says the same. The experimental claims of the paper are exactly what the Reviewer says they are: this candidate, under this route, did not achieve the target performance, and the paper now claims no more than that from the experiments. The revision also strengthens the case-study half of the paper on its own terms, as the Reviewer’s framing invites — the composition-processing-microstructure-property relationships of this specific alloy now occupy Secs. 3.4, 3.5, 4.1, 4.2 and 4.3, with the alloy ultimately classified against the lightweight-steel family whose chemistry it shares.</w:t>
-      </w:r>
-    </w:p>
-    <w:p>
-      <w:pPr>
-        <w:pStyle w:val="BodyText"/>
-      </w:pPr>
-      <w:r>
-        <w:t xml:space="preserve">What we ask to retain, and why: one methodological conclusion that survives the n = 1 objection because it does not rest on the sample. The failure mode found here — a required phase field lying above the temperature range in which the alloy can be processed — was diagnosed by an equilibrium calculation that takes minutes, uses openly available databases, and is validated in this same study against the benchmark. The claim</w:t>
+        <w:t xml:space="preserve">are replaced by findings about this case, Sec. 4.4 carries an explicit scope paragraph stating that one composition proposed by one agent in one session and processed by one route is a case study rather than an evaluation of AI-assisted alloy design, and the first limitation in the Conclusions says the same. The revision also strengthens the case-study half on its own terms, as the framing invites, with the alloy ultimately classified against the lightweight-steel family whose chemistry it shares.</w:t>
+      </w:r>
+    </w:p>
+    <w:p>
+      <w:pPr>
+        <w:pStyle w:val="BodyText"/>
+      </w:pPr>
+      <w:r>
+        <w:t xml:space="preserve">What we ask to retain is one methodological conclusion that survives the n = 1 objection because it does not rest on the sample. The failure mode found here — a required phase field lying above the temperature range in which the alloy can be processed — was diagnosed by an equilibrium calculation that takes minutes, uses openly available databases and is validated in this same study against the benchmark.</w:t>
       </w:r>
       <w:r>
         <w:t xml:space="preserve"> </w:t>
@@ -1427,7 +1069,7 @@
         <w:t xml:space="preserve">workflow step</w:t>
       </w:r>
       <w:r>
-        <w:t xml:space="preserve">: its warrant is the diagnosis, not a statistic over candidates, and it would remain true even if most LLM-proposed alloys succeeded, because screening is cheap and failure is expensive at any failure rate. Sec. 4.4 grounds it in a documentary finding rather than a generalization — the agent’s own report recommends the CALPHAD screening that was never performed, so the lesson attaches to where the workflow terminated, not to what the model knew. We believe this division — experimental claims bounded as a case study, the methodological claim retained because it rests on the diagnosis — gives the Reviewer’s objection its full force without discarding what makes the case worth reporting.</w:t>
+        <w:t xml:space="preserve">: its warrant is the diagnosis, not a statistic over candidates, and it would remain true even if most LLM-proposed alloys succeeded, because screening is cheap and failure is expensive at any failure rate. Sec. 4.4 grounds it in a documentary finding rather than a generalization — the agent’s own report recommends the CALPHAD screening that was never performed — so the lesson attaches to where the workflow terminated, not to what the model knew.</w:t>
       </w:r>
     </w:p>
     <w:p>
@@ -1442,7 +1084,7 @@
         <w:pStyle w:val="FirstParagraph"/>
       </w:pPr>
       <w:r>
-        <w:t xml:space="preserve">We thank the Reviewer again. This review required the most work of the three we received, and the manuscript’s central argument — now resting on validated calculation rather than on a two-alloy comparison — is largely a product of it.</w:t>
+        <w:t xml:space="preserve">We thank the Reviewer again. This review required the most work of the three, and the manuscript’s central argument — now resting on validated calculation rather than a two-alloy comparison — is largely a product of it.</w:t>
       </w:r>
     </w:p>
     <w:bookmarkEnd w:id="9"/>
